--- a/docs/Conquest-Tabletop-Guide.docx
+++ b/docs/Conquest-Tabletop-Guide.docx
@@ -2588,6 +2588,71 @@
                 <w:b/>
                 <w:bCs/>
               </w:rPr>
+              <w:t xml:space="preserve">Command</w:t>
+            </w:r>
+            <w:r>
+              <w:t xml:space="preserve"> </w:t>
+            </w:r>
+            <w:r>
+              <w:rPr>
+                <w:rFonts w:ascii="Consolas" w:cs="Consolas" w:eastAsia="Consolas" w:hAnsi="Consolas"/>
+                <w:sz w:val="19"/>
+                <w:szCs w:val="19"/>
+                <w:shd w:fill="EEEAE0" w:color="auto" w:val="clear"/>
+              </w:rPr>
+              <w:t xml:space="preserve">C</w:t>
+            </w:r>
+          </w:p>
+        </w:tc>
+        <w:tc>
+          <w:tcPr>
+            <w:tcW w:type="dxa" w:w="5777"/>
+            <w:tcBorders>
+              <w:top w:val="single" w:color="D9D4C7" w:sz="4"/>
+              <w:left w:val="single" w:color="D9D4C7" w:sz="4"/>
+              <w:bottom w:val="single" w:color="D9D4C7" w:sz="4"/>
+              <w:right w:val="single" w:color="D9D4C7" w:sz="4"/>
+            </w:tcBorders>
+            <w:tcMar>
+              <w:top w:type="dxa" w:w="60"/>
+              <w:left w:type="dxa" w:w="100"/>
+              <w:bottom w:type="dxa" w:w="60"/>
+              <w:right w:type="dxa" w:w="100"/>
+            </w:tcMar>
+          </w:tcPr>
+          <w:p>
+            <w:r>
+              <w:t xml:space="preserve">Open the command stacks</w:t>
+            </w:r>
+          </w:p>
+        </w:tc>
+      </w:tr>
+      <w:tr>
+        <w:trPr>
+          <w:cantSplit/>
+        </w:trPr>
+        <w:tc>
+          <w:tcPr>
+            <w:tcW w:type="dxa" w:w="3249"/>
+            <w:tcBorders>
+              <w:top w:val="single" w:color="D9D4C7" w:sz="4"/>
+              <w:left w:val="single" w:color="D9D4C7" w:sz="4"/>
+              <w:bottom w:val="single" w:color="D9D4C7" w:sz="4"/>
+              <w:right w:val="single" w:color="D9D4C7" w:sz="4"/>
+            </w:tcBorders>
+            <w:tcMar>
+              <w:top w:type="dxa" w:w="60"/>
+              <w:left w:type="dxa" w:w="100"/>
+              <w:bottom w:type="dxa" w:w="60"/>
+              <w:right w:type="dxa" w:w="100"/>
+            </w:tcMar>
+          </w:tcPr>
+          <w:p>
+            <w:r>
+              <w:rPr>
+                <w:b/>
+                <w:bCs/>
+              </w:rPr>
               <w:t xml:space="preserve">Draw terrain</w:t>
             </w:r>
             <w:r>
@@ -3111,28 +3176,6 @@
               </w:rPr>
               <w:t xml:space="preserve">X</w:t>
             </w:r>
-            <w:r>
-              <w:t xml:space="preserve"> · </w:t>
-            </w:r>
-            <w:r>
-              <w:rPr>
-                <w:b/>
-                <w:bCs/>
-              </w:rPr>
-              <w:t xml:space="preserve">Command</w:t>
-            </w:r>
-            <w:r>
-              <w:t xml:space="preserve"> </w:t>
-            </w:r>
-            <w:r>
-              <w:rPr>
-                <w:rFonts w:ascii="Consolas" w:cs="Consolas" w:eastAsia="Consolas" w:hAnsi="Consolas"/>
-                <w:sz w:val="19"/>
-                <w:szCs w:val="19"/>
-                <w:shd w:fill="EEEAE0" w:color="auto" w:val="clear"/>
-              </w:rPr>
-              <w:t xml:space="preserve">C</w:t>
-            </w:r>
           </w:p>
         </w:tc>
         <w:tc>
@@ -3153,7 +3196,7 @@
           </w:tcPr>
           <w:p>
             <w:r>
-              <w:t xml:space="preserve">Open the dice tray or the command stacks</w:t>
+              <w:t xml:space="preserve">Open the dice tray</w:t>
             </w:r>
           </w:p>
         </w:tc>
@@ -4743,7 +4786,7 @@
                 <w:b/>
                 <w:bCs/>
               </w:rPr>
-              <w:t xml:space="preserve">Deploy to edge</w:t>
+              <w:t xml:space="preserve">Deploy: Own edge / Left edge / Right edge</w:t>
             </w:r>
             <w:r>
               <w:t xml:space="preserve">, </w:t>
@@ -5067,17 +5110,50 @@
         <w:spacing w:after="60"/>
       </w:pPr>
       <w:r>
-        <w:t xml:space="preserve">Drag a reserve row from the roster onto the board where you want it, or press </w:t>
+        <w:t xml:space="preserve">In the inspector, </w:t>
       </w:r>
       <w:r>
         <w:rPr>
           <w:b/>
           <w:bCs/>
         </w:rPr>
-        <w:t xml:space="preserve">Deploy to edge</w:t>
-      </w:r>
-      <w:r>
-        <w:t xml:space="preserve"> in the inspector.</w:t>
+        <w:t xml:space="preserve">Deploy: Own edge</w:t>
+      </w:r>
+      <w:r>
+        <w:t xml:space="preserve"> places the regiment off the table, its front rank touching your long edge, centred. </w:t>
+      </w:r>
+      <w:r>
+        <w:rPr>
+          <w:b/>
+          <w:bCs/>
+        </w:rPr>
+        <w:t xml:space="preserve">Left edge</w:t>
+      </w:r>
+      <w:r>
+        <w:t xml:space="preserve"> / </w:t>
+      </w:r>
+      <w:r>
+        <w:rPr>
+          <w:b/>
+          <w:bCs/>
+        </w:rPr>
+        <w:t xml:space="preserve">Right edge</w:t>
+      </w:r>
+      <w:r>
+        <w:t xml:space="preserve"> place it against that side edge at your end of the table, facing in. Left and right are as seen from your own edge. If the spot is taken, it slides along the edge to the nearest free place.</w:t>
+      </w:r>
+    </w:p>
+    <w:p>
+      <w:pPr>
+        <w:pStyle w:val="ListParagraph"/>
+        <w:numPr>
+          <w:ilvl w:val="0"/>
+          <w:numId w:val="3"/>
+        </w:numPr>
+        <w:spacing w:after="60"/>
+      </w:pPr>
+      <w:r>
+        <w:t xml:space="preserve">Or drag a reserve row from the roster onto the board exactly where you want it.</w:t>
       </w:r>
     </w:p>
     <w:p>
